--- a/SEM_6/CNS/Lab 3/Lab 3.docx
+++ b/SEM_6/CNS/Lab 3/Lab 3.docx
@@ -65,7 +65,6 @@
           <w:lang w:val="en-US"/>
         </w:rPr>
       </w:pPr>
-      <w:bookmarkStart w:id="0" w:name="_GoBack"/>
       <w:r>
         <w:rPr>
           <w:rFonts w:hint="default" w:ascii="Cambria" w:hAnsi="Cambria"/>
@@ -111,7 +110,6 @@
           </wp:inline>
         </w:drawing>
       </w:r>
-      <w:bookmarkEnd w:id="0"/>
     </w:p>
     <w:p>
       <w:pPr>
@@ -167,6 +165,63 @@
           </wp:inline>
         </w:drawing>
       </w:r>
+    </w:p>
+    <w:p>
+      <w:pPr>
+        <w:rPr>
+          <w:rFonts w:hint="default" w:ascii="Cambria" w:hAnsi="Cambria"/>
+          <w:sz w:val="24"/>
+          <w:szCs w:val="24"/>
+          <w:lang w:val="en-US"/>
+        </w:rPr>
+      </w:pPr>
+      <w:bookmarkStart w:id="0" w:name="_GoBack"/>
+      <w:r>
+        <w:rPr>
+          <w:rFonts w:hint="default" w:ascii="Cambria" w:hAnsi="Cambria"/>
+          <w:sz w:val="24"/>
+          <w:szCs w:val="24"/>
+          <w:lang w:val="en-US"/>
+        </w:rPr>
+        <w:drawing>
+          <wp:inline distT="0" distB="0" distL="114300" distR="114300">
+            <wp:extent cx="7548880" cy="10682605"/>
+            <wp:effectExtent l="0" t="0" r="20320" b="10795"/>
+            <wp:docPr id="3" name="Picture 3" descr="A4 - 1"/>
+            <wp:cNvGraphicFramePr>
+              <a:graphicFrameLocks xmlns:a="http://schemas.openxmlformats.org/drawingml/2006/main" noChangeAspect="1"/>
+            </wp:cNvGraphicFramePr>
+            <a:graphic xmlns:a="http://schemas.openxmlformats.org/drawingml/2006/main">
+              <a:graphicData uri="http://schemas.openxmlformats.org/drawingml/2006/picture">
+                <pic:pic xmlns:pic="http://schemas.openxmlformats.org/drawingml/2006/picture">
+                  <pic:nvPicPr>
+                    <pic:cNvPr id="3" name="Picture 3" descr="A4 - 1"/>
+                    <pic:cNvPicPr>
+                      <a:picLocks noChangeAspect="1"/>
+                    </pic:cNvPicPr>
+                  </pic:nvPicPr>
+                  <pic:blipFill>
+                    <a:blip r:embed="rId9"/>
+                    <a:stretch>
+                      <a:fillRect/>
+                    </a:stretch>
+                  </pic:blipFill>
+                  <pic:spPr>
+                    <a:xfrm>
+                      <a:off x="0" y="0"/>
+                      <a:ext cx="7548880" cy="10682605"/>
+                    </a:xfrm>
+                    <a:prstGeom prst="rect">
+                      <a:avLst/>
+                    </a:prstGeom>
+                  </pic:spPr>
+                </pic:pic>
+              </a:graphicData>
+            </a:graphic>
+          </wp:inline>
+        </w:drawing>
+      </w:r>
+      <w:bookmarkEnd w:id="0"/>
     </w:p>
     <w:sectPr>
       <w:pgSz w:w="11906" w:h="16838"/>
@@ -840,7 +895,7 @@
 </file>
 
 <file path=customXml/item1.xml><?xml version="1.0" encoding="utf-8"?>
-<b:Sources xmlns:b="http://schemas.openxmlformats.org/officeDocument/2006/bibliography" xmlns="http://schemas.openxmlformats.org/officeDocument/2006/bibliography" StyleName="APA" SelectedStyle="\APASixthEditionOfficeOnline.xsl" Version="6"/>
+<b:Sources xmlns:b="http://schemas.openxmlformats.org/officeDocument/2006/bibliography" xmlns="http://schemas.openxmlformats.org/officeDocument/2006/bibliography" SelectedStyle="\APASixthEditionOfficeOnline.xsl" StyleName="APA" Version="6"/>
 </file>
 
 <file path=customXml/itemProps1.xml><?xml version="1.0" encoding="utf-8"?>
